--- a/Assets/Document/new/3.男主特殊事件/修订合集/周杉修订版.docx
+++ b/Assets/Document/new/3.男主特殊事件/修订合集/周杉修订版.docx
@@ -2041,7 +2041,24 @@
           <w:sz w:val="28"/>
           <w:szCs w:val="28"/>
         </w:rPr>
-        <w:t>你随手点开打赏界面，刷了一个价值四位数的虚拟礼物</w:t>
+        <w:t>你随手点开打赏界面，刷了一个价值</w:t>
+      </w:r>
+      <w:r>
+        <w:rPr>
+          <w:rFonts w:hint="eastAsia"/>
+          <w:sz w:val="28"/>
+          <w:szCs w:val="28"/>
+          <w:lang w:val="en-US" w:eastAsia="zh-CN"/>
+        </w:rPr>
+        <w:t>三</w:t>
+      </w:r>
+      <w:r>
+        <w:rPr>
+          <w:rFonts w:hint="eastAsia"/>
+          <w:sz w:val="28"/>
+          <w:szCs w:val="28"/>
+        </w:rPr>
+        <w:t>位数的虚拟礼物</w:t>
       </w:r>
       <w:r>
         <w:rPr>
@@ -2480,7 +2497,24 @@
           <w:sz w:val="28"/>
           <w:szCs w:val="28"/>
         </w:rPr>
-        <w:t>“这钱花得很值。你的情绪控制很完美，是个不可多得的优质样本，希望下次还能和你合作。”</w:t>
+        <w:t>“</w:t>
+      </w:r>
+      <w:r>
+        <w:rPr>
+          <w:rFonts w:hint="eastAsia"/>
+          <w:sz w:val="28"/>
+          <w:szCs w:val="28"/>
+          <w:lang w:val="en-US" w:eastAsia="zh-CN"/>
+        </w:rPr>
+        <w:t>打得不错，</w:t>
+      </w:r>
+      <w:r>
+        <w:rPr>
+          <w:rFonts w:hint="eastAsia"/>
+          <w:sz w:val="28"/>
+          <w:szCs w:val="28"/>
+        </w:rPr>
+        <w:t>这钱花得很值。你的情绪控制很完美，是个不可多得的优质样本，希望下次还能和你合作。”</w:t>
       </w:r>
       <w:r>
         <w:rPr>
@@ -2657,7 +2691,7 @@
           <w:sz w:val="28"/>
           <w:szCs w:val="28"/>
         </w:rPr>
-        <w:t>“……谢谢老板，能成为您的优质样本，是我的荣幸，期待下次为您服务。”</w:t>
+        <w:t>“谢谢老板，能成为您的优质样本，是我的荣幸，期待下次为您服务。”</w:t>
       </w:r>
       <w:r>
         <w:rPr>
@@ -3938,9 +3972,18 @@
           <w:rFonts w:hint="eastAsia"/>
           <w:sz w:val="28"/>
           <w:szCs w:val="28"/>
-          <w:lang w:val="en-US" w:eastAsia="zh-CN"/>
-        </w:rPr>
-        <w:t>||</w:t>
+          <w:lang w:eastAsia="zh-CN"/>
+        </w:rPr>
+        <w:t>，</w:t>
+      </w:r>
+      <w:r>
+        <w:rPr>
+          <w:rFonts w:hint="eastAsia"/>
+          <w:sz w:val="28"/>
+          <w:szCs w:val="28"/>
+          <w:lang w:val="en-US" w:eastAsia="zh-CN"/>
+        </w:rPr>
+        <w:t>在那天之后，你又断断续续点过时安几次，不过多数时候是为了调研||</w:t>
       </w:r>
     </w:p>
     <w:p>
@@ -4305,7 +4348,24 @@
           <w:sz w:val="28"/>
           <w:szCs w:val="28"/>
         </w:rPr>
-        <w:t>“老板晚上好，是想玩游戏，还是想随便聊聊天？”</w:t>
+        <w:t>“老板晚上好，</w:t>
+      </w:r>
+      <w:r>
+        <w:rPr>
+          <w:rFonts w:hint="eastAsia"/>
+          <w:sz w:val="28"/>
+          <w:szCs w:val="28"/>
+          <w:lang w:val="en-US" w:eastAsia="zh-CN"/>
+        </w:rPr>
+        <w:t>今天</w:t>
+      </w:r>
+      <w:r>
+        <w:rPr>
+          <w:rFonts w:hint="eastAsia"/>
+          <w:sz w:val="28"/>
+          <w:szCs w:val="28"/>
+        </w:rPr>
+        <w:t>是想玩游戏，还是想随便聊聊天？”</w:t>
       </w:r>
       <w:r>
         <w:rPr>
@@ -7114,7 +7174,24 @@
           <w:sz w:val="28"/>
           <w:szCs w:val="28"/>
         </w:rPr>
-        <w:t>“到家了。晚安。”</w:t>
+        <w:t>“到家了</w:t>
+      </w:r>
+      <w:r>
+        <w:rPr>
+          <w:rFonts w:hint="eastAsia"/>
+          <w:sz w:val="28"/>
+          <w:szCs w:val="28"/>
+          <w:lang w:eastAsia="zh-CN"/>
+        </w:rPr>
+        <w:t>，</w:t>
+      </w:r>
+      <w:r>
+        <w:rPr>
+          <w:rFonts w:hint="eastAsia"/>
+          <w:sz w:val="28"/>
+          <w:szCs w:val="28"/>
+        </w:rPr>
+        <w:t>晚安。”</w:t>
       </w:r>
       <w:r>
         <w:rPr>
@@ -7993,7 +8070,7 @@
           <w:sz w:val="28"/>
           <w:szCs w:val="28"/>
         </w:rPr>
-        <w:t>作为常年和各种情绪打交道的自媒体人，你几乎瞬间就察觉到了他的不对劲</w:t>
+        <w:t>作为常年和各种情绪打交道的自媒体人，你瞬间就察觉到了他的不对劲</w:t>
       </w:r>
       <w:r>
         <w:rPr>
@@ -9421,7 +9498,7 @@
     <w:p>
       <w:pPr>
         <w:rPr>
-          <w:rFonts w:hint="default" w:eastAsiaTheme="minorEastAsia"/>
+          <w:rFonts w:hint="eastAsia"/>
           <w:sz w:val="28"/>
           <w:szCs w:val="28"/>
           <w:lang w:val="en-US" w:eastAsia="zh-CN"/>
@@ -9460,6 +9537,35 @@
           <w:lang w:val="en-US" w:eastAsia="zh-CN"/>
         </w:rPr>
         <w:t>||0000</w:t>
+      </w:r>
+    </w:p>
+    <w:p>
+      <w:pPr>
+        <w:rPr>
+          <w:rFonts w:hint="eastAsia"/>
+          <w:sz w:val="28"/>
+          <w:szCs w:val="28"/>
+          <w:lang w:val="en-US" w:eastAsia="zh-CN"/>
+        </w:rPr>
+      </w:pPr>
+    </w:p>
+    <w:p>
+      <w:pPr>
+        <w:rPr>
+          <w:rFonts w:hint="default"/>
+          <w:sz w:val="28"/>
+          <w:szCs w:val="28"/>
+          <w:lang w:val="en-US" w:eastAsia="zh-CN"/>
+        </w:rPr>
+      </w:pPr>
+      <w:r>
+        <w:rPr>
+          <w:rFonts w:hint="eastAsia"/>
+          <w:sz w:val="28"/>
+          <w:szCs w:val="28"/>
+          <w:lang w:val="en-US" w:eastAsia="zh-CN"/>
+        </w:rPr>
+        <w:t>||左右现在也没什么急事，你没有接受，也没有拒绝||</w:t>
       </w:r>
     </w:p>
     <w:p>
@@ -12590,7 +12696,7 @@
           <w:sz w:val="28"/>
           <w:szCs w:val="28"/>
         </w:rPr>
-        <w:t>了几句后，你挂断了语音。你正准备导出视频，放在一旁的手机屏幕倏地亮了</w:t>
+        <w:t>了几句后，你挂断了语音。正准备导出视频，放在一旁的手机屏幕倏地亮了</w:t>
       </w:r>
       <w:r>
         <w:rPr>
@@ -17281,7 +17387,18 @@
           <w:szCs w:val="28"/>
           <w:lang w:val="en-US" w:eastAsia="zh-CN"/>
         </w:rPr>
-        <w:t>||这是一个引子，你静静地看着他，静静地听||</w:t>
+        <w:t>||这是一个引子，你</w:t>
+      </w:r>
+      <w:bookmarkStart w:id="0" w:name="_GoBack"/>
+      <w:bookmarkEnd w:id="0"/>
+      <w:r>
+        <w:rPr>
+          <w:rFonts w:hint="eastAsia"/>
+          <w:sz w:val="28"/>
+          <w:szCs w:val="28"/>
+          <w:lang w:val="en-US" w:eastAsia="zh-CN"/>
+        </w:rPr>
+        <w:t>看着他，静静地听||</w:t>
       </w:r>
     </w:p>
     <w:p>
@@ -17727,18 +17844,7 @@
           <w:szCs w:val="28"/>
           <w:lang w:val="en-US" w:eastAsia="zh-CN"/>
         </w:rPr>
-        <w:t>拒绝，</w:t>
-      </w:r>
-      <w:r>
-        <w:rPr>
-          <w:rFonts w:hint="eastAsia"/>
-          <w:b/>
-          <w:bCs/>
-          <w:sz w:val="28"/>
-          <w:szCs w:val="28"/>
-          <w:lang w:val="en-US" w:eastAsia="zh-CN"/>
-        </w:rPr>
-        <w:t>止步友情</w:t>
+        <w:t>拒绝，止步友情</w:t>
       </w:r>
     </w:p>
     <w:p>
@@ -20780,8 +20886,6 @@
         </w:rPr>
         <w:t>||</w:t>
       </w:r>
-      <w:bookmarkStart w:id="0" w:name="_GoBack"/>
-      <w:bookmarkEnd w:id="0"/>
     </w:p>
     <w:sectPr>
       <w:pgSz w:w="11906" w:h="16838"/>
